--- a/public/templates/beautiful-creations/tender/TABLE OF CONTENTS.docx
+++ b/public/templates/beautiful-creations/tender/TABLE OF CONTENTS.docx
@@ -675,7 +675,7 @@
         <w:szCs w:val="20"/>
         <w:lang w:val="en-US"/>
       </w:rPr>
-      <w:t>PROCUREMENT</w:t>
+      <w:t>{{titleUpper}}</w:t>
     </w:r>
     <w:r>
       <w:rPr>
@@ -686,7 +686,7 @@
         <w:szCs w:val="20"/>
         <w:lang w:val="en-US"/>
       </w:rPr>
-      <w:t xml:space="preserve"> OF </w:t>
+      <w:t xml:space="preserve"/>
     </w:r>
     <w:r>
       <w:rPr>
@@ -697,7 +697,7 @@
         <w:szCs w:val="20"/>
         <w:lang w:val="en-US"/>
       </w:rPr>
-      <w:t>NON-DRUG CONSUMABLES</w:t>
+      <w:t/>
     </w:r>
   </w:p>
   <w:p>
@@ -802,7 +802,7 @@
         <w:szCs w:val="20"/>
         <w:lang w:val="en-US"/>
       </w:rPr>
-      <w:t>SQ NO.: CR/SLCH/GD/001/25</w:t>
+      <w:t>SQ NO.: {{sqNumber}}</w:t>
     </w:r>
     <w:r>
       <w:rPr>
